--- a/docs/standards/word/DEPENDENCY-INTEGRITY.docx
+++ b/docs/standards/word/DEPENDENCY-INTEGRITY.docx
@@ -6421,26 +6421,26 @@
           <w:rPr>
             <w:rStyle w:val="Hyperlink"/>
           </w:rPr>
-          <w:t xml:space="preserve">What to ask a software vendor for</w:t>
+          <w:t xml:space="preserve">What to have ready when a buyer asks</w:t>
         </w:r>
       </w:hyperlink>
       <w:r>
         <w:t xml:space="preserve"> </w:t>
       </w:r>
       <w:r>
-        <w:t xml:space="preserve">-- the buyer's side of the inventory</w:t>
-      </w:r>
-      <w:r>
-        <w:t xml:space="preserve"> </w:t>
-      </w:r>
-      <w:r>
-        <w:t xml:space="preserve">published here, what each item proves, and why organization-layer evidence is not software-layer</w:t>
-      </w:r>
-      <w:r>
-        <w:t xml:space="preserve"> </w:t>
-      </w:r>
-      <w:r>
-        <w:t xml:space="preserve">evidence</w:t>
+        <w:t xml:space="preserve">-- where the inventory published</w:t>
+      </w:r>
+      <w:r>
+        <w:t xml:space="preserve"> </w:t>
+      </w:r>
+      <w:r>
+        <w:t xml:space="preserve">here ends up, what a buyer reads it as proving, and why organization-layer evidence cannot stand in</w:t>
+      </w:r>
+      <w:r>
+        <w:t xml:space="preserve"> </w:t>
+      </w:r>
+      <w:r>
+        <w:t xml:space="preserve">for software-layer evidence</w:t>
       </w:r>
     </w:p>
     <w:p>

--- a/docs/standards/word/DEPENDENCY-INTEGRITY.docx
+++ b/docs/standards/word/DEPENDENCY-INTEGRITY.docx
@@ -28,7 +28,7 @@
         </w:p>
       </w:sdtContent>
     </w:sdt>
-    <w:bookmarkStart w:id="60" w:name="dependency-and-artifact-integrity"/>
+    <w:bookmarkStart w:id="59" w:name="dependency-and-artifact-integrity"/>
     <w:p>
       <w:pPr>
         <w:pStyle w:val="Heading1"/>
@@ -6330,6 +6330,19 @@
         </w:r>
       </w:hyperlink>
       <w:r>
+        <w:t xml:space="preserve">,</w:t>
+      </w:r>
+      <w:r>
+        <w:t xml:space="preserve"> </w:t>
+      </w:r>
+      <w:r>
+        <w:rPr>
+          <w:i/>
+          <w:iCs/>
+        </w:rPr>
+        <w:t xml:space="preserve">"The caveat that matters most"</w:t>
+      </w:r>
+      <w:r>
         <w:t xml:space="preserve">).</w:t>
       </w:r>
     </w:p>
@@ -6341,7 +6354,7 @@
       </w:r>
     </w:p>
     <w:bookmarkEnd w:id="54"/>
-    <w:bookmarkStart w:id="59" w:name="related"/>
+    <w:bookmarkStart w:id="58" w:name="related"/>
     <w:p>
       <w:pPr>
         <w:pStyle w:val="Heading2"/>
@@ -6387,7 +6400,7 @@
           <w:numId w:val="1012"/>
         </w:numPr>
       </w:pPr>
-      <w:hyperlink r:id="rId55">
+      <w:hyperlink r:id="rId53">
         <w:r>
           <w:rPr>
             <w:rStyle w:val="Hyperlink"/>
@@ -6416,7 +6429,7 @@
           <w:numId w:val="1012"/>
         </w:numPr>
       </w:pPr>
-      <w:hyperlink r:id="rId56">
+      <w:hyperlink r:id="rId55">
         <w:r>
           <w:rPr>
             <w:rStyle w:val="Hyperlink"/>
@@ -6451,7 +6464,7 @@
           <w:numId w:val="1012"/>
         </w:numPr>
       </w:pPr>
-      <w:hyperlink r:id="rId57">
+      <w:hyperlink r:id="rId56">
         <w:r>
           <w:rPr>
             <w:rStyle w:val="Hyperlink"/>
@@ -6474,7 +6487,7 @@
           <w:numId w:val="1012"/>
         </w:numPr>
       </w:pPr>
-      <w:hyperlink r:id="rId58">
+      <w:hyperlink r:id="rId57">
         <w:r>
           <w:rPr>
             <w:rStyle w:val="Hyperlink"/>
@@ -6495,8 +6508,8 @@
         <w:t xml:space="preserve">proving a fix by deliberately mutating the shipped artifact</w:t>
       </w:r>
     </w:p>
+    <w:bookmarkEnd w:id="58"/>
     <w:bookmarkEnd w:id="59"/>
-    <w:bookmarkEnd w:id="60"/>
     <w:sectPr>
       <w:footnotePr>
         <w:numRestart w:val="eachSect"/>

--- a/docs/standards/word/DEPENDENCY-INTEGRITY.docx
+++ b/docs/standards/word/DEPENDENCY-INTEGRITY.docx
@@ -131,6 +131,12 @@
           <w:b/>
           <w:bCs/>
         </w:rPr>
+        <w:t xml:space="preserve">What this is.</w:t>
+      </w:r>
+      <w:r>
+        <w:t xml:space="preserve"> </w:t>
+      </w:r>
+      <w:r>
         <w:t xml:space="preserve">Two directions, one document.</w:t>
       </w:r>
       <w:r>
@@ -147,13 +153,13 @@
         <w:t xml:space="preserve"> </w:t>
       </w:r>
       <w:r>
-        <w:t xml:space="preserve">you import code you did not write, cannot fully audit,</w:t>
-      </w:r>
-      <w:r>
-        <w:t xml:space="preserve"> </w:t>
-      </w:r>
-      <w:r>
-        <w:t xml:space="preserve">and that changes underneath you.</w:t>
+        <w:t xml:space="preserve">code you import, did not write, cannot</w:t>
+      </w:r>
+      <w:r>
+        <w:t xml:space="preserve"> </w:t>
+      </w:r>
+      <w:r>
+        <w:t xml:space="preserve">fully audit, and that changes underneath you.</w:t>
       </w:r>
       <w:r>
         <w:t xml:space="preserve"> </w:t>
@@ -169,13 +175,13 @@
         <w:t xml:space="preserve"> </w:t>
       </w:r>
       <w:r>
-        <w:t xml:space="preserve">you publish a build other people install, and they need</w:t>
-      </w:r>
-      <w:r>
-        <w:t xml:space="preserve"> </w:t>
-      </w:r>
-      <w:r>
-        <w:t xml:space="preserve">some way to know it is the thing you meant to send.</w:t>
+        <w:t xml:space="preserve">a build other people install, which they</w:t>
+      </w:r>
+      <w:r>
+        <w:t xml:space="preserve"> </w:t>
+      </w:r>
+      <w:r>
+        <w:t xml:space="preserve">need some way to know is the thing you meant to send.</w:t>
       </w:r>
     </w:p>
     <w:p>
@@ -183,7 +189,17 @@
         <w:pStyle w:val="BodyText"/>
       </w:pPr>
       <w:r>
-        <w:t xml:space="preserve">Both halves share a shape, and in neither is the answer "review it harder". It is a small number of</w:t>
+        <w:rPr>
+          <w:b/>
+          <w:bCs/>
+        </w:rPr>
+        <w:t xml:space="preserve">Why it matters.</w:t>
+      </w:r>
+      <w:r>
+        <w:t xml:space="preserve"> </w:t>
+      </w:r>
+      <w:r>
+        <w:t xml:space="preserve">In neither direction is the answer "review it harder". It is a small number of</w:t>
       </w:r>
       <w:r>
         <w:t xml:space="preserve"> </w:t>
@@ -203,25 +219,46 @@
         <w:pStyle w:val="BodyText"/>
       </w:pPr>
       <w:r>
-        <w:t xml:space="preserve">Inbound, those moments are adoption and each version bump: verify identity rather than mere</w:t>
-      </w:r>
-      <w:r>
-        <w:t xml:space="preserve"> </w:t>
-      </w:r>
-      <w:r>
-        <w:t xml:space="preserve">existence when you add a dependency, and read the changelog and the lock delta when you bump it.</w:t>
-      </w:r>
-      <w:r>
-        <w:t xml:space="preserve"> </w:t>
-      </w:r>
-      <w:r>
-        <w:t xml:space="preserve">Between them the machinery runs unattended -- pin by digest and enforce the pin at install, because</w:t>
-      </w:r>
-      <w:r>
-        <w:t xml:space="preserve"> </w:t>
-      </w:r>
-      <w:r>
-        <w:t xml:space="preserve">a version pin is not a hash pin, and give every manifest one blocking audit of its own.</w:t>
+        <w:rPr>
+          <w:b/>
+          <w:bCs/>
+        </w:rPr>
+        <w:t xml:space="preserve">What it costs you.</w:t>
+      </w:r>
+      <w:r>
+        <w:t xml:space="preserve"> </w:t>
+      </w:r>
+      <w:r>
+        <w:t xml:space="preserve">A few minutes of diligence per new dependency, a review per version bump, and</w:t>
+      </w:r>
+      <w:r>
+        <w:t xml:space="preserve"> </w:t>
+      </w:r>
+      <w:r>
+        <w:t xml:space="preserve">one wiring exercise per manifest.</w:t>
+      </w:r>
+      <w:r>
+        <w:t xml:space="preserve"> </w:t>
+      </w:r>
+      <w:hyperlink w:anchor="Xeb4de11c7f9e84ded4ebc586203c6a5fc4cb3c1">
+        <w:r>
+          <w:rPr>
+            <w:rStyle w:val="Hyperlink"/>
+          </w:rPr>
+          <w:t xml:space="preserve">What this costs you, and where it does not apply</w:t>
+        </w:r>
+      </w:hyperlink>
+      <w:r>
+        <w:t xml:space="preserve"> </w:t>
+      </w:r>
+      <w:r>
+        <w:t xml:space="preserve">carries the limit that matters most: none of this detects a malicious release from a legitimate</w:t>
+      </w:r>
+      <w:r>
+        <w:t xml:space="preserve"> </w:t>
+      </w:r>
+      <w:r>
+        <w:t xml:space="preserve">maintainer.</w:t>
       </w:r>
     </w:p>
     <w:p>
@@ -229,29 +266,23 @@
         <w:pStyle w:val="BodyText"/>
       </w:pPr>
       <w:r>
-        <w:t xml:space="preserve">Outbound, allowlist what goes into the artifact and check it</w:t>
-      </w:r>
-      <w:r>
-        <w:t xml:space="preserve"> </w:t>
-      </w:r>
-      <w:r>
-        <w:rPr>
-          <w:i/>
-          <w:iCs/>
-        </w:rPr>
-        <w:t xml:space="preserve">before</w:t>
-      </w:r>
-      <w:r>
-        <w:t xml:space="preserve"> </w:t>
-      </w:r>
-      <w:r>
-        <w:t xml:space="preserve">the upload. The upload is the</w:t>
-      </w:r>
-      <w:r>
-        <w:t xml:space="preserve"> </w:t>
-      </w:r>
-      <w:r>
-        <w:t xml:space="preserve">irreversible step, and an exclusion list ships whatever nobody thought to exclude.</w:t>
+        <w:rPr>
+          <w:b/>
+          <w:bCs/>
+        </w:rPr>
+        <w:t xml:space="preserve">Not for you</w:t>
+      </w:r>
+      <w:r>
+        <w:t xml:space="preserve"> </w:t>
+      </w:r>
+      <w:r>
+        <w:t xml:space="preserve">if you publish nothing, which makes the outbound half moot, or if nobody else runs</w:t>
+      </w:r>
+      <w:r>
+        <w:t xml:space="preserve"> </w:t>
+      </w:r>
+      <w:r>
+        <w:t xml:space="preserve">your software on their own host, which makes the runtime section moot as well.</w:t>
       </w:r>
     </w:p>
     <w:p>
@@ -259,75 +290,29 @@
         <w:pStyle w:val="BodyText"/>
       </w:pPr>
       <w:r>
-        <w:t xml:space="preserve">One moment resists automation. Whether a package is the project you meant is not a mechanical</w:t>
-      </w:r>
-      <w:r>
-        <w:t xml:space="preserve"> </w:t>
-      </w:r>
-      <w:r>
-        <w:t xml:space="preserve">question: a real, years-old, canonically named package can still be the wrong one, and an AI coding</w:t>
-      </w:r>
-      <w:r>
-        <w:t xml:space="preserve"> </w:t>
-      </w:r>
-      <w:r>
-        <w:t xml:space="preserve">assistant makes plausible-but-wrong names a routine hazard. That is the one place a human is</w:t>
-      </w:r>
-      <w:r>
-        <w:t xml:space="preserve"> </w:t>
-      </w:r>
-      <w:r>
-        <w:t xml:space="preserve">structurally required.</w:t>
-      </w:r>
-    </w:p>
-    <w:p>
-      <w:pPr>
-        <w:pStyle w:val="BodyText"/>
-      </w:pPr>
-      <w:r>
-        <w:t xml:space="preserve">The honest limit, stated here rather than left to be discovered:</w:t>
-      </w:r>
-      <w:r>
-        <w:t xml:space="preserve"> </w:t>
-      </w:r>
-      <w:r>
-        <w:rPr>
-          <w:b/>
-          <w:bCs/>
-        </w:rPr>
-        <w:t xml:space="preserve">none of this detects a malicious</w:t>
-      </w:r>
-      <w:r>
-        <w:rPr>
-          <w:b/>
-          <w:bCs/>
-        </w:rPr>
-        <w:t xml:space="preserve"> </w:t>
-      </w:r>
-      <w:r>
-        <w:rPr>
-          <w:b/>
-          <w:bCs/>
-        </w:rPr>
-        <w:t xml:space="preserve">release from a legitimate maintainer.</w:t>
-      </w:r>
-      <w:r>
-        <w:t xml:space="preserve"> </w:t>
-      </w:r>
-      <w:r>
-        <w:t xml:space="preserve">A compromised upstream that publishes a signed, canonically</w:t>
-      </w:r>
-      <w:r>
-        <w:t xml:space="preserve"> </w:t>
-      </w:r>
-      <w:r>
-        <w:t xml:space="preserve">named, advisory-free release passes every control in this document. What the controls buy is that</w:t>
-      </w:r>
-      <w:r>
-        <w:t xml:space="preserve"> </w:t>
-      </w:r>
-      <w:r>
-        <w:t xml:space="preserve">the change arrives pinned, surveilled and reviewable instead of silent.</w:t>
+        <w:rPr>
+          <w:b/>
+          <w:bCs/>
+        </w:rPr>
+        <w:t xml:space="preserve">Where to start.</w:t>
+      </w:r>
+      <w:r>
+        <w:t xml:space="preserve"> </w:t>
+      </w:r>
+      <w:r>
+        <w:t xml:space="preserve">Two moments need a human, and the first is adoption. Verify identity rather than</w:t>
+      </w:r>
+      <w:r>
+        <w:t xml:space="preserve"> </w:t>
+      </w:r>
+      <w:r>
+        <w:t xml:space="preserve">mere existence when you add a dependency, because an AI coding assistant makes plausible-but-wrong</w:t>
+      </w:r>
+      <w:r>
+        <w:t xml:space="preserve"> </w:t>
+      </w:r>
+      <w:r>
+        <w:t xml:space="preserve">names a routine hazard. The second is each version bump.</w:t>
       </w:r>
     </w:p>
     <w:p>

--- a/docs/standards/word/DEPENDENCY-INTEGRITY.docx
+++ b/docs/standards/word/DEPENDENCY-INTEGRITY.docx
@@ -3286,13 +3286,51 @@
         <w:pStyle w:val="BodyText"/>
       </w:pPr>
       <w:r>
-        <w:t xml:space="preserve">Which regimes ask for one, which machine-readable formats are current, and what the published</w:t>
-      </w:r>
-      <w:r>
-        <w:t xml:space="preserve"> </w:t>
-      </w:r>
-      <w:r>
-        <w:t xml:space="preserve">minimum-element sets do and do not require are on the site already and are not restated here:</w:t>
+        <w:t xml:space="preserve">Three questions are answered on the site already and are not restated here:</w:t>
+      </w:r>
+    </w:p>
+    <w:p>
+      <w:pPr>
+        <w:pStyle w:val="Compact"/>
+        <w:numPr>
+          <w:ilvl w:val="0"/>
+          <w:numId w:val="1008"/>
+        </w:numPr>
+      </w:pPr>
+      <w:r>
+        <w:t xml:space="preserve">which regimes ask for one</w:t>
+      </w:r>
+    </w:p>
+    <w:p>
+      <w:pPr>
+        <w:pStyle w:val="Compact"/>
+        <w:numPr>
+          <w:ilvl w:val="0"/>
+          <w:numId w:val="1008"/>
+        </w:numPr>
+      </w:pPr>
+      <w:r>
+        <w:t xml:space="preserve">which machine-readable formats are current</w:t>
+      </w:r>
+    </w:p>
+    <w:p>
+      <w:pPr>
+        <w:pStyle w:val="Compact"/>
+        <w:numPr>
+          <w:ilvl w:val="0"/>
+          <w:numId w:val="1008"/>
+        </w:numPr>
+      </w:pPr>
+      <w:r>
+        <w:t xml:space="preserve">what the published minimum-element sets do and do not require</w:t>
+      </w:r>
+    </w:p>
+    <w:p>
+      <w:pPr>
+        <w:pStyle w:val="FirstParagraph"/>
+      </w:pPr>
+      <w:r>
+        <w:t xml:space="preserve">They are in</w:t>
       </w:r>
       <w:r>
         <w:t xml:space="preserve"> </w:t>
@@ -3306,13 +3344,13 @@
         </w:r>
       </w:hyperlink>
       <w:r>
-        <w:t xml:space="preserve">. Three properties decide whether the artifact</w:t>
-      </w:r>
-      <w:r>
-        <w:t xml:space="preserve"> </w:t>
-      </w:r>
-      <w:r>
-        <w:t xml:space="preserve">answers anything, and none of them are the format.</w:t>
+        <w:t xml:space="preserve">. Three properties decide whether the</w:t>
+      </w:r>
+      <w:r>
+        <w:t xml:space="preserve"> </w:t>
+      </w:r>
+      <w:r>
+        <w:t xml:space="preserve">artifact answers anything, and none of them are the format.</w:t>
       </w:r>
     </w:p>
     <w:p>
@@ -3783,13 +3821,63 @@
         <w:t xml:space="preserve"> </w:t>
       </w:r>
       <w:r>
-        <w:t xml:space="preserve">environment -- base images, operating-system packages, sidecar and agent processes, and whatever was</w:t>
-      </w:r>
-      <w:r>
-        <w:t xml:space="preserve"> </w:t>
-      </w:r>
-      <w:r>
-        <w:t xml:space="preserve">patched in place since the build -- and a manifest of your source dependencies describes none of it.</w:t>
+        <w:t xml:space="preserve">environment:</w:t>
+      </w:r>
+    </w:p>
+    <w:p>
+      <w:pPr>
+        <w:pStyle w:val="Compact"/>
+        <w:numPr>
+          <w:ilvl w:val="0"/>
+          <w:numId w:val="1009"/>
+        </w:numPr>
+      </w:pPr>
+      <w:r>
+        <w:t xml:space="preserve">base images</w:t>
+      </w:r>
+    </w:p>
+    <w:p>
+      <w:pPr>
+        <w:pStyle w:val="Compact"/>
+        <w:numPr>
+          <w:ilvl w:val="0"/>
+          <w:numId w:val="1009"/>
+        </w:numPr>
+      </w:pPr>
+      <w:r>
+        <w:t xml:space="preserve">operating-system packages</w:t>
+      </w:r>
+    </w:p>
+    <w:p>
+      <w:pPr>
+        <w:pStyle w:val="Compact"/>
+        <w:numPr>
+          <w:ilvl w:val="0"/>
+          <w:numId w:val="1009"/>
+        </w:numPr>
+      </w:pPr>
+      <w:r>
+        <w:t xml:space="preserve">sidecar and agent processes</w:t>
+      </w:r>
+    </w:p>
+    <w:p>
+      <w:pPr>
+        <w:pStyle w:val="Compact"/>
+        <w:numPr>
+          <w:ilvl w:val="0"/>
+          <w:numId w:val="1009"/>
+        </w:numPr>
+      </w:pPr>
+      <w:r>
+        <w:t xml:space="preserve">whatever was patched in place since the build</w:t>
+      </w:r>
+    </w:p>
+    <w:p>
+      <w:pPr>
+        <w:pStyle w:val="FirstParagraph"/>
+      </w:pPr>
+      <w:r>
+        <w:t xml:space="preserve">A manifest of your source dependencies describes none of it.</w:t>
       </w:r>
     </w:p>
     <w:p>
@@ -3994,7 +4082,7 @@
         <w:pStyle w:val="Compact"/>
         <w:numPr>
           <w:ilvl w:val="0"/>
-          <w:numId w:val="1008"/>
+          <w:numId w:val="1010"/>
         </w:numPr>
       </w:pPr>
       <w:r>
@@ -4006,7 +4094,7 @@
         <w:pStyle w:val="Compact"/>
         <w:numPr>
           <w:ilvl w:val="0"/>
-          <w:numId w:val="1008"/>
+          <w:numId w:val="1010"/>
         </w:numPr>
       </w:pPr>
       <w:r>
@@ -4024,7 +4112,7 @@
         <w:pStyle w:val="Compact"/>
         <w:numPr>
           <w:ilvl w:val="0"/>
-          <w:numId w:val="1008"/>
+          <w:numId w:val="1010"/>
         </w:numPr>
       </w:pPr>
       <w:r>
@@ -4312,7 +4400,7 @@
         <w:pStyle w:val="Compact"/>
         <w:numPr>
           <w:ilvl w:val="0"/>
-          <w:numId w:val="1009"/>
+          <w:numId w:val="1011"/>
         </w:numPr>
       </w:pPr>
       <w:r>
@@ -4324,7 +4412,7 @@
         <w:pStyle w:val="Compact"/>
         <w:numPr>
           <w:ilvl w:val="0"/>
-          <w:numId w:val="1009"/>
+          <w:numId w:val="1011"/>
         </w:numPr>
       </w:pPr>
       <w:r>
@@ -4336,7 +4424,7 @@
         <w:pStyle w:val="Compact"/>
         <w:numPr>
           <w:ilvl w:val="0"/>
-          <w:numId w:val="1009"/>
+          <w:numId w:val="1011"/>
         </w:numPr>
       </w:pPr>
       <w:r>
@@ -4348,7 +4436,7 @@
         <w:pStyle w:val="Compact"/>
         <w:numPr>
           <w:ilvl w:val="0"/>
-          <w:numId w:val="1009"/>
+          <w:numId w:val="1011"/>
         </w:numPr>
       </w:pPr>
       <w:r>
@@ -4360,7 +4448,7 @@
         <w:pStyle w:val="Compact"/>
         <w:numPr>
           <w:ilvl w:val="0"/>
-          <w:numId w:val="1009"/>
+          <w:numId w:val="1011"/>
         </w:numPr>
       </w:pPr>
       <w:r>
@@ -5944,7 +6032,7 @@
         <w:pStyle w:val="Compact"/>
         <w:numPr>
           <w:ilvl w:val="0"/>
-          <w:numId w:val="1010"/>
+          <w:numId w:val="1012"/>
         </w:numPr>
       </w:pPr>
       <w:r>
@@ -5972,7 +6060,7 @@
         <w:pStyle w:val="Compact"/>
         <w:numPr>
           <w:ilvl w:val="0"/>
-          <w:numId w:val="1010"/>
+          <w:numId w:val="1012"/>
         </w:numPr>
       </w:pPr>
       <w:r>
@@ -6000,7 +6088,7 @@
         <w:pStyle w:val="Compact"/>
         <w:numPr>
           <w:ilvl w:val="0"/>
-          <w:numId w:val="1010"/>
+          <w:numId w:val="1012"/>
         </w:numPr>
       </w:pPr>
       <w:r>
@@ -6028,7 +6116,7 @@
         <w:pStyle w:val="Compact"/>
         <w:numPr>
           <w:ilvl w:val="0"/>
-          <w:numId w:val="1010"/>
+          <w:numId w:val="1012"/>
         </w:numPr>
       </w:pPr>
       <w:r>
@@ -6068,7 +6156,7 @@
         <w:pStyle w:val="Compact"/>
         <w:numPr>
           <w:ilvl w:val="0"/>
-          <w:numId w:val="1011"/>
+          <w:numId w:val="1013"/>
         </w:numPr>
       </w:pPr>
       <w:r>
@@ -6109,7 +6197,7 @@
         <w:pStyle w:val="Compact"/>
         <w:numPr>
           <w:ilvl w:val="0"/>
-          <w:numId w:val="1011"/>
+          <w:numId w:val="1013"/>
         </w:numPr>
       </w:pPr>
       <w:r>
@@ -6137,7 +6225,7 @@
         <w:pStyle w:val="Compact"/>
         <w:numPr>
           <w:ilvl w:val="0"/>
-          <w:numId w:val="1011"/>
+          <w:numId w:val="1013"/>
         </w:numPr>
       </w:pPr>
       <w:r>
@@ -6165,7 +6253,7 @@
         <w:pStyle w:val="Compact"/>
         <w:numPr>
           <w:ilvl w:val="0"/>
-          <w:numId w:val="1011"/>
+          <w:numId w:val="1013"/>
         </w:numPr>
       </w:pPr>
       <w:r>
@@ -6193,7 +6281,7 @@
         <w:pStyle w:val="Compact"/>
         <w:numPr>
           <w:ilvl w:val="0"/>
-          <w:numId w:val="1011"/>
+          <w:numId w:val="1013"/>
         </w:numPr>
       </w:pPr>
       <w:r>
@@ -6221,7 +6309,7 @@
         <w:pStyle w:val="Compact"/>
         <w:numPr>
           <w:ilvl w:val="0"/>
-          <w:numId w:val="1011"/>
+          <w:numId w:val="1013"/>
         </w:numPr>
       </w:pPr>
       <w:r>
@@ -6249,7 +6337,7 @@
         <w:pStyle w:val="Compact"/>
         <w:numPr>
           <w:ilvl w:val="0"/>
-          <w:numId w:val="1011"/>
+          <w:numId w:val="1013"/>
         </w:numPr>
       </w:pPr>
       <w:r>
@@ -6353,7 +6441,7 @@
         <w:pStyle w:val="Compact"/>
         <w:numPr>
           <w:ilvl w:val="0"/>
-          <w:numId w:val="1012"/>
+          <w:numId w:val="1014"/>
         </w:numPr>
       </w:pPr>
       <w:hyperlink r:id="rId20">
@@ -6382,7 +6470,7 @@
         <w:pStyle w:val="Compact"/>
         <w:numPr>
           <w:ilvl w:val="0"/>
-          <w:numId w:val="1012"/>
+          <w:numId w:val="1014"/>
         </w:numPr>
       </w:pPr>
       <w:hyperlink r:id="rId53">
@@ -6411,7 +6499,7 @@
         <w:pStyle w:val="Compact"/>
         <w:numPr>
           <w:ilvl w:val="0"/>
-          <w:numId w:val="1012"/>
+          <w:numId w:val="1014"/>
         </w:numPr>
       </w:pPr>
       <w:hyperlink r:id="rId55">
@@ -6446,7 +6534,7 @@
         <w:pStyle w:val="Compact"/>
         <w:numPr>
           <w:ilvl w:val="0"/>
-          <w:numId w:val="1012"/>
+          <w:numId w:val="1014"/>
         </w:numPr>
       </w:pPr>
       <w:hyperlink r:id="rId56">
@@ -6469,7 +6557,7 @@
         <w:pStyle w:val="Compact"/>
         <w:numPr>
           <w:ilvl w:val="0"/>
-          <w:numId w:val="1012"/>
+          <w:numId w:val="1014"/>
         </w:numPr>
       </w:pPr>
       <w:hyperlink r:id="rId57">
@@ -6969,6 +7057,12 @@
     <w:abstractNumId w:val="991"/>
   </w:num>
   <w:num w:numId="1012">
+    <w:abstractNumId w:val="991"/>
+  </w:num>
+  <w:num w:numId="1013">
+    <w:abstractNumId w:val="991"/>
+  </w:num>
+  <w:num w:numId="1014">
     <w:abstractNumId w:val="991"/>
   </w:num>
 </w:numbering>

--- a/docs/standards/word/DEPENDENCY-INTEGRITY.docx
+++ b/docs/standards/word/DEPENDENCY-INTEGRITY.docx
@@ -3891,19 +3891,13 @@
         <w:t xml:space="preserve"> </w:t>
       </w:r>
       <w:r>
-        <w:t xml:space="preserve">contract term requiring a producer to supply an SBOM on request, and attaches a footnote for the</w:t>
-      </w:r>
-      <w:r>
-        <w:t xml:space="preserve"> </w:t>
-      </w:r>
-      <w:r>
-        <w:t xml:space="preserve">cloud case: an agency adopting that term should specify that the producer must provide an SBOM "of</w:t>
-      </w:r>
-      <w:r>
-        <w:t xml:space="preserve"> </w:t>
-      </w:r>
-      <w:r>
-        <w:t xml:space="preserve">the runtime production environment".</w:t>
+        <w:t xml:space="preserve">contract term requiring a producer to supply an SBOM on request. A footnote covers the cloud case:</w:t>
+      </w:r>
+      <w:r>
+        <w:t xml:space="preserve"> </w:t>
+      </w:r>
+      <w:r>
+        <w:t xml:space="preserve">an agency adopting that term should specify an SBOM "of the runtime production environment".</w:t>
       </w:r>
     </w:p>
     <w:p>

--- a/docs/standards/word/DEPENDENCY-INTEGRITY.docx
+++ b/docs/standards/word/DEPENDENCY-INTEGRITY.docx
@@ -223,42 +223,45 @@
           <w:b/>
           <w:bCs/>
         </w:rPr>
-        <w:t xml:space="preserve">What it costs you.</w:t>
-      </w:r>
-      <w:r>
-        <w:t xml:space="preserve"> </w:t>
-      </w:r>
-      <w:r>
-        <w:t xml:space="preserve">A few minutes of diligence per new dependency, a review per version bump, and</w:t>
-      </w:r>
-      <w:r>
-        <w:t xml:space="preserve"> </w:t>
-      </w:r>
-      <w:r>
-        <w:t xml:space="preserve">one wiring exercise per manifest.</w:t>
-      </w:r>
-      <w:r>
-        <w:t xml:space="preserve"> </w:t>
-      </w:r>
-      <w:hyperlink w:anchor="Xeb4de11c7f9e84ded4ebc586203c6a5fc4cb3c1">
+        <w:t xml:space="preserve">Cost/Benefit.</w:t>
+      </w:r>
+      <w:r>
+        <w:t xml:space="preserve"> </w:t>
+      </w:r>
+      <w:r>
+        <w:t xml:space="preserve">A few minutes of diligence per new dependency, a review per version bump, and one</w:t>
+      </w:r>
+      <w:r>
+        <w:t xml:space="preserve"> </w:t>
+      </w:r>
+      <w:r>
+        <w:t xml:space="preserve">wiring exercise per manifest. Inbound, every change arrives pinned, surveilled and reviewable</w:t>
+      </w:r>
+      <w:r>
+        <w:t xml:space="preserve"> </w:t>
+      </w:r>
+      <w:r>
+        <w:t xml:space="preserve">rather than silent. Outbound, the release carries its own inventory and provenance, so an adopter</w:t>
+      </w:r>
+      <w:r>
+        <w:t xml:space="preserve"> </w:t>
+      </w:r>
+      <w:r>
+        <w:t xml:space="preserve">checks what you shipped instead of emailing you for it. None of this detects a</w:t>
+      </w:r>
+      <w:r>
+        <w:t xml:space="preserve"> </w:t>
+      </w:r>
+      <w:hyperlink w:anchor="costbenefit-and-where-it-does-not-apply">
         <w:r>
           <w:rPr>
             <w:rStyle w:val="Hyperlink"/>
           </w:rPr>
-          <w:t xml:space="preserve">What this costs you, and where it does not apply</w:t>
+          <w:t xml:space="preserve">malicious release from a legitimate maintainer</w:t>
         </w:r>
       </w:hyperlink>
       <w:r>
-        <w:t xml:space="preserve"> </w:t>
-      </w:r>
-      <w:r>
-        <w:t xml:space="preserve">carries the limit that matters most: none of this detects a malicious release from a legitimate</w:t>
-      </w:r>
-      <w:r>
-        <w:t xml:space="preserve"> </w:t>
-      </w:r>
-      <w:r>
-        <w:t xml:space="preserve">maintainer.</w:t>
+        <w:t xml:space="preserve">.</w:t>
       </w:r>
     </w:p>
     <w:p>
@@ -323,13 +326,13 @@
       </w:r>
     </w:p>
     <w:bookmarkEnd w:id="12"/>
-    <w:bookmarkStart w:id="13" w:name="Xeb4de11c7f9e84ded4ebc586203c6a5fc4cb3c1"/>
+    <w:bookmarkStart w:id="13" w:name="costbenefit-and-where-it-does-not-apply"/>
     <w:p>
       <w:pPr>
         <w:pStyle w:val="Heading2"/>
       </w:pPr>
       <w:r>
-        <w:t xml:space="preserve">What this costs you, and where it does not apply</w:t>
+        <w:t xml:space="preserve">Cost/Benefit, and where it does not apply</w:t>
       </w:r>
     </w:p>
     <w:p>

--- a/docs/standards/word/DEPENDENCY-INTEGRITY.docx
+++ b/docs/standards/word/DEPENDENCY-INTEGRITY.docx
@@ -223,36 +223,60 @@
           <w:b/>
           <w:bCs/>
         </w:rPr>
-        <w:t xml:space="preserve">Cost/Benefit.</w:t>
-      </w:r>
-      <w:r>
-        <w:t xml:space="preserve"> </w:t>
-      </w:r>
-      <w:r>
-        <w:t xml:space="preserve">A few minutes of diligence per new dependency, a review per version bump, and one</w:t>
-      </w:r>
-      <w:r>
-        <w:t xml:space="preserve"> </w:t>
-      </w:r>
-      <w:r>
-        <w:t xml:space="preserve">wiring exercise per manifest. Inbound, every change arrives pinned, surveilled and reviewable</w:t>
-      </w:r>
-      <w:r>
-        <w:t xml:space="preserve"> </w:t>
-      </w:r>
-      <w:r>
-        <w:t xml:space="preserve">rather than silent. Outbound, the release carries its own inventory and provenance, so an adopter</w:t>
-      </w:r>
-      <w:r>
-        <w:t xml:space="preserve"> </w:t>
-      </w:r>
-      <w:r>
-        <w:t xml:space="preserve">checks what you shipped instead of emailing you for it. None of this detects a</w:t>
-      </w:r>
-      <w:r>
-        <w:t xml:space="preserve"> </w:t>
-      </w:r>
-      <w:hyperlink w:anchor="costbenefit-and-where-it-does-not-apply">
+        <w:t xml:space="preserve">Benefits.</w:t>
+      </w:r>
+      <w:r>
+        <w:t xml:space="preserve"> </w:t>
+      </w:r>
+      <w:r>
+        <w:t xml:space="preserve">Inbound, every change arrives pinned, surveilled and reviewable rather than silent.</w:t>
+      </w:r>
+      <w:r>
+        <w:t xml:space="preserve"> </w:t>
+      </w:r>
+      <w:r>
+        <w:t xml:space="preserve">Outbound, the release carries its own inventory and provenance, so an adopter checks what you</w:t>
+      </w:r>
+      <w:r>
+        <w:t xml:space="preserve"> </w:t>
+      </w:r>
+      <w:r>
+        <w:t xml:space="preserve">shipped instead of emailing you for it.</w:t>
+      </w:r>
+    </w:p>
+    <w:p>
+      <w:pPr>
+        <w:pStyle w:val="BodyText"/>
+      </w:pPr>
+      <w:r>
+        <w:rPr>
+          <w:b/>
+          <w:bCs/>
+        </w:rPr>
+        <w:t xml:space="preserve">Costs.</w:t>
+      </w:r>
+      <w:r>
+        <w:t xml:space="preserve"> </w:t>
+      </w:r>
+      <w:r>
+        <w:t xml:space="preserve">The recurring cost is a few minutes of diligence per new dependency, a review per</w:t>
+      </w:r>
+      <w:r>
+        <w:t xml:space="preserve"> </w:t>
+      </w:r>
+      <w:r>
+        <w:t xml:space="preserve">version bump, and one wiring exercise per manifest. This document ships no configuration -- no</w:t>
+      </w:r>
+      <w:r>
+        <w:t xml:space="preserve"> </w:t>
+      </w:r>
+      <w:r>
+        <w:t xml:space="preserve">workflow, no lockfile, no publishing pipeline. None of this detects a</w:t>
+      </w:r>
+      <w:r>
+        <w:t xml:space="preserve"> </w:t>
+      </w:r>
+      <w:hyperlink w:anchor="costs-and-where-it-does-not-apply">
         <w:r>
           <w:rPr>
             <w:rStyle w:val="Hyperlink"/>
@@ -326,13 +350,13 @@
       </w:r>
     </w:p>
     <w:bookmarkEnd w:id="12"/>
-    <w:bookmarkStart w:id="13" w:name="costbenefit-and-where-it-does-not-apply"/>
+    <w:bookmarkStart w:id="13" w:name="costs-and-where-it-does-not-apply"/>
     <w:p>
       <w:pPr>
         <w:pStyle w:val="Heading2"/>
       </w:pPr>
       <w:r>
-        <w:t xml:space="preserve">Cost/Benefit, and where it does not apply</w:t>
+        <w:t xml:space="preserve">Costs, and where it does not apply</w:t>
       </w:r>
     </w:p>
     <w:p>

--- a/docs/standards/word/DEPENDENCY-INTEGRITY.docx
+++ b/docs/standards/word/DEPENDENCY-INTEGRITY.docx
@@ -223,42 +223,69 @@
           <w:b/>
           <w:bCs/>
         </w:rPr>
-        <w:t xml:space="preserve">What it costs you.</w:t>
-      </w:r>
-      <w:r>
-        <w:t xml:space="preserve"> </w:t>
-      </w:r>
-      <w:r>
-        <w:t xml:space="preserve">A few minutes of diligence per new dependency, a review per version bump, and</w:t>
-      </w:r>
-      <w:r>
-        <w:t xml:space="preserve"> </w:t>
-      </w:r>
-      <w:r>
-        <w:t xml:space="preserve">one wiring exercise per manifest.</w:t>
-      </w:r>
-      <w:r>
-        <w:t xml:space="preserve"> </w:t>
-      </w:r>
-      <w:hyperlink w:anchor="Xeb4de11c7f9e84ded4ebc586203c6a5fc4cb3c1">
+        <w:t xml:space="preserve">Benefits.</w:t>
+      </w:r>
+      <w:r>
+        <w:t xml:space="preserve"> </w:t>
+      </w:r>
+      <w:r>
+        <w:t xml:space="preserve">Inbound, every change arrives pinned, surveilled and reviewable rather than silent.</w:t>
+      </w:r>
+      <w:r>
+        <w:t xml:space="preserve"> </w:t>
+      </w:r>
+      <w:r>
+        <w:t xml:space="preserve">Outbound, the release carries its own inventory and provenance, so an adopter checks what you</w:t>
+      </w:r>
+      <w:r>
+        <w:t xml:space="preserve"> </w:t>
+      </w:r>
+      <w:r>
+        <w:t xml:space="preserve">shipped instead of emailing you for it.</w:t>
+      </w:r>
+    </w:p>
+    <w:p>
+      <w:pPr>
+        <w:pStyle w:val="BodyText"/>
+      </w:pPr>
+      <w:r>
+        <w:rPr>
+          <w:b/>
+          <w:bCs/>
+        </w:rPr>
+        <w:t xml:space="preserve">Costs.</w:t>
+      </w:r>
+      <w:r>
+        <w:t xml:space="preserve"> </w:t>
+      </w:r>
+      <w:r>
+        <w:t xml:space="preserve">The recurring cost is a few minutes of diligence per new dependency, a review per</w:t>
+      </w:r>
+      <w:r>
+        <w:t xml:space="preserve"> </w:t>
+      </w:r>
+      <w:r>
+        <w:t xml:space="preserve">version bump, and one wiring exercise per manifest. This document ships no configuration -- no</w:t>
+      </w:r>
+      <w:r>
+        <w:t xml:space="preserve"> </w:t>
+      </w:r>
+      <w:r>
+        <w:t xml:space="preserve">workflow, no lockfile, no publishing pipeline. None of this detects a</w:t>
+      </w:r>
+      <w:r>
+        <w:t xml:space="preserve"> </w:t>
+      </w:r>
+      <w:hyperlink w:anchor="costs-and-where-it-does-not-apply">
         <w:r>
           <w:rPr>
             <w:rStyle w:val="Hyperlink"/>
           </w:rPr>
-          <w:t xml:space="preserve">What this costs you, and where it does not apply</w:t>
+          <w:t xml:space="preserve">malicious release from a legitimate maintainer</w:t>
         </w:r>
       </w:hyperlink>
       <w:r>
-        <w:t xml:space="preserve"> </w:t>
-      </w:r>
-      <w:r>
-        <w:t xml:space="preserve">carries the limit that matters most: none of this detects a malicious release from a legitimate</w:t>
-      </w:r>
-      <w:r>
-        <w:t xml:space="preserve"> </w:t>
-      </w:r>
-      <w:r>
-        <w:t xml:space="preserve">maintainer.</w:t>
+        <w:t xml:space="preserve">.</w:t>
       </w:r>
     </w:p>
     <w:p>
@@ -323,13 +350,13 @@
       </w:r>
     </w:p>
     <w:bookmarkEnd w:id="12"/>
-    <w:bookmarkStart w:id="13" w:name="Xeb4de11c7f9e84ded4ebc586203c6a5fc4cb3c1"/>
+    <w:bookmarkStart w:id="13" w:name="costs-and-where-it-does-not-apply"/>
     <w:p>
       <w:pPr>
         <w:pStyle w:val="Heading2"/>
       </w:pPr>
       <w:r>
-        <w:t xml:space="preserve">What this costs you, and where it does not apply</w:t>
+        <w:t xml:space="preserve">Costs, and where it does not apply</w:t>
       </w:r>
     </w:p>
     <w:p>
